--- a/_implementation-notes/evening-series/handouts/FotH Pilot Session 6 Road So Far Handout DRAFT v1.docx
+++ b/_implementation-notes/evening-series/handouts/FotH Pilot Session 6 Road So Far Handout DRAFT v1.docx
@@ -19,7 +19,7 @@
           <w:i/>
           <w:iCs/>
         </w:rPr>
-        <w:t xml:space="preserve">One quarter, five evenings, one road. A one-page memory of where we have walked, to help with tonight's questions when they come home with you.</w:t>
+        <w:t>One quarter, four evenings, one road. A one-page memory of where we have walked, to help with tonight's questions when they come home with you.</w:t>
       </w:r>
     </w:p>
     <w:p>

--- a/_implementation-notes/evening-series/handouts/FotH Pilot Session 6 Road So Far Handout DRAFT v1.docx
+++ b/_implementation-notes/evening-series/handouts/FotH Pilot Session 6 Road So Far Handout DRAFT v1.docx
@@ -168,6 +168,14 @@
     </w:p>
     <w:p>
       <w:pPr>
+        <w:pStyle w:val="Heading2"/>
+      </w:pPr>
+      <w:r>
+        <w:t>Three questions, for when we gather again</w:t>
+      </w:r>
+    </w:p>
+    <w:p>
+      <w:pPr>
         <w:pStyle w:val="BodyText"/>
       </w:pPr>
       <w:r>
@@ -175,13 +183,53 @@
           <w:i/>
           <w:iCs/>
         </w:rPr>
-        <w:t xml:space="preserve">Tonight closes our first quarter together — Connect with Self &amp; Others. Three questions ride home with you, on no paper; they will be asked out loud when we gather again. This page is here so the road is fresh while you think on them.</w:t>
+        <w:t>Tonight closes our first quarter together — Connect with Self &amp; Others. Nothing to write and nothing to prepare: we answer these out loud, together, about the group — never any one person. This page is here so the road is fresh while you think on them.</w:t>
+      </w:r>
+    </w:p>
+    <w:p>
+      <w:pPr>
+        <w:pStyle w:val="BodyText"/>
+        <w:spacing w:after="40"/>
+        <w:ind w:left="360"/>
+      </w:pPr>
+      <w:r>
+        <w:rPr>
+          <w:b/>
+        </w:rPr>
+        <w:t>1.  What’s working well that we ought to keep doing?</w:t>
+      </w:r>
+    </w:p>
+    <w:p>
+      <w:pPr>
+        <w:pStyle w:val="BodyText"/>
+        <w:spacing w:after="40"/>
+        <w:ind w:left="360"/>
+      </w:pPr>
+      <w:r>
+        <w:rPr>
+          <w:b/>
+        </w:rPr>
+        <w:t>2.  What could we do differently that would make things even better?</w:t>
+      </w:r>
+    </w:p>
+    <w:p>
+      <w:pPr>
+        <w:pStyle w:val="BodyText"/>
+        <w:spacing w:after="40"/>
+        <w:ind w:left="360"/>
+      </w:pPr>
+      <w:r>
+        <w:rPr>
+          <w:b/>
+        </w:rPr>
+        <w:t>3.  What would you tell somebody else about what this group is like?</w:t>
       </w:r>
     </w:p>
     <w:sectPr>
       <w:footnotePr>
         <w:numRestart w:val="eachSect"/>
       </w:footnotePr>
+      <w:pgMar w:top="864" w:bottom="864" w:left="1224" w:right="1224"/>
     </w:sectPr>
   </w:body>
 </w:document>

--- a/_implementation-notes/evening-series/handouts/FotH Pilot Session 6 Road So Far Handout DRAFT v1.docx
+++ b/_implementation-notes/evening-series/handouts/FotH Pilot Session 6 Road So Far Handout DRAFT v1.docx
@@ -7,7 +7,7 @@
         <w:pStyle w:val="Heading1"/>
       </w:pPr>
       <w:r>
-        <w:t xml:space="preserve">Take-Home Sheet — Session 6: The Road So Far</w:t>
+        <w:t>Take-Home Sheet — Evening 5: The Road So Far</w:t>
       </w:r>
     </w:p>
     <w:p>
@@ -27,7 +27,7 @@
         <w:pStyle w:val="Heading2"/>
       </w:pPr>
       <w:r>
-        <w:t xml:space="preserve">Session 1 — Welcome to the Journey</w:t>
+        <w:t>Evening 1 — Welcome to the Journey</w:t>
       </w:r>
     </w:p>
     <w:p>
@@ -60,7 +60,7 @@
         <w:pStyle w:val="Heading2"/>
       </w:pPr>
       <w:r>
-        <w:t xml:space="preserve">Session 2 — The Soil of Your Heart</w:t>
+        <w:t>Evening 2 — The Soil of Your Heart</w:t>
       </w:r>
     </w:p>
     <w:p>
@@ -86,7 +86,7 @@
         <w:pStyle w:val="Heading2"/>
       </w:pPr>
       <w:r>
-        <w:t xml:space="preserve">Sessions 3–4 — Telling Your Story, I &amp; II</w:t>
+        <w:t>Evening 3 — Telling Your Story, I &amp; II</w:t>
       </w:r>
     </w:p>
     <w:p>
@@ -112,7 +112,7 @@
         <w:pStyle w:val="Heading2"/>
       </w:pPr>
       <w:r>
-        <w:t xml:space="preserve">Session 5 — Knowing and Being Known</w:t>
+        <w:t>Evening 4 — Knowing and Being Known</w:t>
       </w:r>
     </w:p>
     <w:p>
@@ -138,14 +138,14 @@
         <w:pStyle w:val="Heading2"/>
       </w:pPr>
       <w:r>
-        <w:t xml:space="preserve">Session 6 — Safe and Brave Together </w:t>
+        <w:t xml:space="preserve">Evening 5 — Safe and Brave Together </w:t>
       </w:r>
       <w:r>
         <w:rPr>
           <w:i/>
           <w:iCs/>
         </w:rPr>
-        <w:t xml:space="preserve">(tonight)</w:t>
+        <w:t>(tonight)</w:t>
       </w:r>
     </w:p>
     <w:p>
@@ -226,6 +226,8 @@
       </w:r>
     </w:p>
     <w:sectPr>
+      <w:headerReference w:type="default" r:id="rId9"/>
+      <w:footerReference w:type="default" r:id="rId10"/>
       <w:footnotePr>
         <w:numRestart w:val="eachSect"/>
       </w:footnotePr>
@@ -239,6 +241,16 @@
 <w:comments xmlns:w="http://schemas.openxmlformats.org/wordprocessingml/2006/main" xmlns:m="http://schemas.openxmlformats.org/officeDocument/2006/math" xmlns:r="http://schemas.openxmlformats.org/officeDocument/2006/relationships" xmlns:o="urn:schemas-microsoft-com:office:office" xmlns:v="urn:schemas-microsoft-com:vml" xmlns:w10="urn:schemas-microsoft-com:office:word" xmlns:a="http://schemas.openxmlformats.org/drawingml/2006/main" xmlns:pic="http://schemas.openxmlformats.org/drawingml/2006/picture" xmlns:wp="http://schemas.openxmlformats.org/drawingml/2006/wordprocessingDrawing"/>
 </file>
 
+<file path=word/footer1.xml><?xml version="1.0" encoding="utf-8"?>
+<w:ftr xmlns:m="http://schemas.openxmlformats.org/officeDocument/2006/math" xmlns:mc="http://schemas.openxmlformats.org/markup-compatibility/2006" xmlns:mo="http://schemas.microsoft.com/office/mac/office/2008/main" xmlns:mv="urn:schemas-microsoft-com:mac:vml" xmlns:o="urn:schemas-microsoft-com:office:office" xmlns:r="http://schemas.openxmlformats.org/officeDocument/2006/relationships" xmlns:v="urn:schemas-microsoft-com:vml" xmlns:w10="urn:schemas-microsoft-com:office:word" xmlns:w14="http://schemas.microsoft.com/office/word/2010/wordml" xmlns:w="http://schemas.openxmlformats.org/wordprocessingml/2006/main" xmlns:wne="http://schemas.microsoft.com/office/word/2006/wordml" xmlns:wp14="http://schemas.microsoft.com/office/word/2010/wordprocessingDrawing" xmlns:wp="http://schemas.openxmlformats.org/drawingml/2006/wordprocessingDrawing" xmlns:wpc="http://schemas.microsoft.com/office/word/2010/wordprocessingCanvas" xmlns:wpg="http://schemas.microsoft.com/office/word/2010/wordprocessingGroup" xmlns:wpi="http://schemas.microsoft.com/office/word/2010/wordprocessingInk" xmlns:wps="http://schemas.microsoft.com/office/word/2010/wordprocessingShape" mc:Ignorable="w14 wp14">
+  <w:p>
+    <w:pPr>
+      <w:pStyle w:val="Footer"/>
+    </w:pPr>
+  </w:p>
+</w:ftr>
+</file>
+
 <file path=word/footnotes.xml><?xml version="1.0" encoding="utf-8"?>
 <w:footnotes xmlns:w="http://schemas.openxmlformats.org/wordprocessingml/2006/main" xmlns:m="http://schemas.openxmlformats.org/officeDocument/2006/math" xmlns:r="http://schemas.openxmlformats.org/officeDocument/2006/relationships" xmlns:o="urn:schemas-microsoft-com:office:office" xmlns:v="urn:schemas-microsoft-com:vml" xmlns:w10="urn:schemas-microsoft-com:office:word" xmlns:a="http://schemas.openxmlformats.org/drawingml/2006/main" xmlns:pic="http://schemas.openxmlformats.org/drawingml/2006/picture" xmlns:wp="http://schemas.openxmlformats.org/drawingml/2006/wordprocessingDrawing">
   <w:footnote w:type="continuationSeparator" w:id="0">
@@ -256,6 +268,16 @@
     </w:p>
   </w:footnote>
 </w:footnotes>
+</file>
+
+<file path=word/header1.xml><?xml version="1.0" encoding="utf-8"?>
+<w:hdr xmlns:m="http://schemas.openxmlformats.org/officeDocument/2006/math" xmlns:mc="http://schemas.openxmlformats.org/markup-compatibility/2006" xmlns:mo="http://schemas.microsoft.com/office/mac/office/2008/main" xmlns:mv="urn:schemas-microsoft-com:mac:vml" xmlns:o="urn:schemas-microsoft-com:office:office" xmlns:r="http://schemas.openxmlformats.org/officeDocument/2006/relationships" xmlns:v="urn:schemas-microsoft-com:vml" xmlns:w10="urn:schemas-microsoft-com:office:word" xmlns:w14="http://schemas.microsoft.com/office/word/2010/wordml" xmlns:w="http://schemas.openxmlformats.org/wordprocessingml/2006/main" xmlns:wne="http://schemas.microsoft.com/office/word/2006/wordml" xmlns:wp14="http://schemas.microsoft.com/office/word/2010/wordprocessingDrawing" xmlns:wp="http://schemas.openxmlformats.org/drawingml/2006/wordprocessingDrawing" xmlns:wpc="http://schemas.microsoft.com/office/word/2010/wordprocessingCanvas" xmlns:wpg="http://schemas.microsoft.com/office/word/2010/wordprocessingGroup" xmlns:wpi="http://schemas.microsoft.com/office/word/2010/wordprocessingInk" xmlns:wps="http://schemas.microsoft.com/office/word/2010/wordprocessingShape" mc:Ignorable="w14 wp14">
+  <w:p>
+    <w:pPr>
+      <w:pStyle w:val="Header"/>
+    </w:pPr>
+  </w:p>
+</w:hdr>
 </file>
 
 <file path=word/numbering.xml><?xml version="1.0" encoding="utf-8"?>
